--- a/benchmarks/osworld/results/agent_computer_sonnet5/00fa164e-2612-4439-992e-157d019a8436/run_2/awe_desk_env.docx
+++ b/benchmarks/osworld/results/agent_computer_sonnet5/00fa164e-2612-4439-992e-157d019a8436/run_2/awe_desk_env.docx
@@ -850,18 +850,6 @@
         </w:tc>
       </w:tr>
     </w:tbl>
-    <w:p>
-      <w:pPr>
-        <w:pStyle w:val="TextBody"/>
-        <w:bidi w:val="0"/>
-        <w:ind w:start="0" w:hanging="0"/>
-        <w:jc w:val="start"/>
-        <w:rPr/>
-      </w:pPr>
-      <w:r>
-        <w:rPr/>
-      </w:r>
-    </w:p>
     <w:p>
       <w:pPr>
         <w:pStyle w:val="TextBody"/>
